--- a/lab 1/lab report/Lab Report 1.docx
+++ b/lab 1/lab report/Lab Report 1.docx
@@ -1,119 +1,98 @@
 
 <file path=word/document.xml><?xml version="1.0" encoding="utf-8"?>
-<w:document xmlns:wpc="http://schemas.microsoft.com/office/word/2010/wordprocessingCanvas" xmlns:cx="http://schemas.microsoft.com/office/drawing/2014/chartex" xmlns:mc="http://schemas.openxmlformats.org/markup-compatibility/2006" xmlns:o="urn:schemas-microsoft-com:office:office" xmlns:r="http://schemas.openxmlformats.org/officeDocument/2006/relationships" xmlns:m="http://schemas.openxmlformats.org/officeDocument/2006/math" xmlns:v="urn:schemas-microsoft-com:vml" xmlns:wp14="http://schemas.microsoft.com/office/word/2010/wordprocessingDrawing" xmlns:wp="http://schemas.openxmlformats.org/drawingml/2006/wordprocessingDrawing" xmlns:w10="urn:schemas-microsoft-com:office:word" xmlns:w="http://schemas.openxmlformats.org/wordprocessingml/2006/main" xmlns:w14="http://schemas.microsoft.com/office/word/2010/wordml" xmlns:w15="http://schemas.microsoft.com/office/word/2012/wordml" xmlns:w16se="http://schemas.microsoft.com/office/word/2015/wordml/symex" xmlns:wpg="http://schemas.microsoft.com/office/word/2010/wordprocessingGroup" xmlns:wpi="http://schemas.microsoft.com/office/word/2010/wordprocessingInk" xmlns:wne="http://schemas.microsoft.com/office/word/2006/wordml" xmlns:wps="http://schemas.microsoft.com/office/word/2010/wordprocessingShape" mc:Ignorable="w14 w15 w16se wp14">
+<w:document xmlns:wpc="http://schemas.microsoft.com/office/word/2010/wordprocessingCanvas" xmlns:cx="http://schemas.microsoft.com/office/drawing/2014/chartex" xmlns:cx1="http://schemas.microsoft.com/office/drawing/2015/9/8/chartex" xmlns:mc="http://schemas.openxmlformats.org/markup-compatibility/2006" xmlns:o="urn:schemas-microsoft-com:office:office" xmlns:r="http://schemas.openxmlformats.org/officeDocument/2006/relationships" xmlns:m="http://schemas.openxmlformats.org/officeDocument/2006/math" xmlns:v="urn:schemas-microsoft-com:vml" xmlns:wp14="http://schemas.microsoft.com/office/word/2010/wordprocessingDrawing" xmlns:wp="http://schemas.openxmlformats.org/drawingml/2006/wordprocessingDrawing" xmlns:w10="urn:schemas-microsoft-com:office:word" xmlns:w="http://schemas.openxmlformats.org/wordprocessingml/2006/main" xmlns:w14="http://schemas.microsoft.com/office/word/2010/wordml" xmlns:w15="http://schemas.microsoft.com/office/word/2012/wordml" xmlns:w16se="http://schemas.microsoft.com/office/word/2015/wordml/symex" xmlns:wpg="http://schemas.microsoft.com/office/word/2010/wordprocessingGroup" xmlns:wpi="http://schemas.microsoft.com/office/word/2010/wordprocessingInk" xmlns:wne="http://schemas.microsoft.com/office/word/2006/wordml" xmlns:wps="http://schemas.microsoft.com/office/word/2010/wordprocessingShape" mc:Ignorable="w14 w15 w16se wp14">
   <w:body>
     <w:p>
       <w:pPr>
         <w:jc w:val="center"/>
         <w:rPr>
           <w:rFonts w:ascii="Georgia" w:hAnsi="Georgia"/>
-          <w:b/>
-          <w:i/>
-          <w:sz w:val="36"/>
-          <w:u w:val="single"/>
-        </w:rPr>
-      </w:pPr>
-      <w:r>
-        <w:rPr>
-          <w:rFonts w:ascii="Georgia" w:hAnsi="Georgia"/>
-          <w:b/>
-          <w:i/>
-          <w:sz w:val="36"/>
-          <w:u w:val="single"/>
-        </w:rPr>
-        <w:t>Lab Report</w:t>
-      </w:r>
-      <w:r>
-        <w:rPr>
-          <w:rFonts w:ascii="Georgia" w:hAnsi="Georgia"/>
-          <w:b/>
-          <w:i/>
-          <w:sz w:val="36"/>
-          <w:u w:val="single"/>
-        </w:rPr>
-        <w:t>:01</w:t>
-      </w:r>
-    </w:p>
-    <w:p>
-      <w:pPr>
-        <w:rPr>
-          <w:rFonts w:ascii="Georgia" w:hAnsi="Georgia"/>
-          <w:b/>
-          <w:i/>
-          <w:sz w:val="36"/>
-          <w:u w:val="single"/>
-        </w:rPr>
-      </w:pPr>
-    </w:p>
-    <w:p>
-      <w:pPr>
-        <w:rPr>
-          <w:sz w:val="28"/>
-        </w:rPr>
-      </w:pPr>
-      <w:r>
-        <w:rPr>
-          <w:rFonts w:ascii="Ger" w:hAnsi="Ger"/>
           <w:b/>
           <w:sz w:val="32"/>
-          <w:u w:val="single"/>
-        </w:rPr>
-        <w:t>Title</w:t>
-      </w:r>
-      <w:r>
-        <w:rPr>
-          <w:sz w:val="28"/>
-        </w:rPr>
-        <w:t>:</w:t>
-      </w:r>
-    </w:p>
-    <w:p>
-      <w:pPr>
-        <w:rPr>
-          <w:sz w:val="24"/>
-        </w:rPr>
-      </w:pPr>
-      <w:r>
-        <w:rPr>
-          <w:sz w:val="24"/>
-        </w:rPr>
-        <w:t xml:space="preserve"> </w:t>
-      </w:r>
-      <w:r>
-        <w:rPr>
-          <w:sz w:val="28"/>
-        </w:rPr>
-        <w:t>Installation of Dev-C++ IDE and Execution of First C++ Program</w:t>
-      </w:r>
-    </w:p>
-    <w:p>
-      <w:pPr>
-        <w:rPr>
-          <w:rFonts w:ascii="Ger" w:hAnsi="Ger"/>
+          <w:szCs w:val="24"/>
+        </w:rPr>
+      </w:pPr>
+      <w:r>
+        <w:rPr>
+          <w:rFonts w:ascii="Georgia" w:hAnsi="Georgia"/>
           <w:b/>
           <w:sz w:val="32"/>
-          <w:u w:val="single"/>
-        </w:rPr>
-      </w:pPr>
-      <w:r>
-        <w:rPr>
-          <w:rFonts w:ascii="Ger" w:hAnsi="Ger"/>
+          <w:szCs w:val="24"/>
+        </w:rPr>
+        <w:t>Lab 01</w:t>
+      </w:r>
+    </w:p>
+    <w:p>
+      <w:pPr>
+        <w:rPr>
+          <w:rFonts w:ascii="Georgia" w:hAnsi="Georgia"/>
           <w:b/>
-          <w:sz w:val="32"/>
-          <w:u w:val="single"/>
+          <w:sz w:val="28"/>
+          <w:szCs w:val="24"/>
+        </w:rPr>
+      </w:pPr>
+      <w:r>
+        <w:rPr>
+          <w:rFonts w:ascii="Georgia" w:hAnsi="Georgia"/>
+          <w:b/>
+          <w:sz w:val="28"/>
+          <w:szCs w:val="24"/>
+        </w:rPr>
+        <w:t>Title:</w:t>
+      </w:r>
+    </w:p>
+    <w:p>
+      <w:pPr>
+        <w:jc w:val="both"/>
+        <w:rPr>
+          <w:rFonts w:ascii="Georgia" w:hAnsi="Georgia"/>
+          <w:sz w:val="24"/>
+          <w:szCs w:val="24"/>
+        </w:rPr>
+      </w:pPr>
+      <w:r>
+        <w:rPr>
+          <w:rFonts w:ascii="Georgia" w:hAnsi="Georgia"/>
+          <w:sz w:val="24"/>
+          <w:szCs w:val="24"/>
+        </w:rPr>
+        <w:t xml:space="preserve"> Installation of Dev-C++ IDE and Execution of First C++ Program</w:t>
+      </w:r>
+    </w:p>
+    <w:p>
+      <w:pPr>
+        <w:rPr>
+          <w:rFonts w:ascii="Georgia" w:hAnsi="Georgia"/>
+          <w:b/>
+          <w:sz w:val="28"/>
+          <w:szCs w:val="32"/>
+        </w:rPr>
+      </w:pPr>
+      <w:r>
+        <w:rPr>
+          <w:rFonts w:ascii="Georgia" w:hAnsi="Georgia"/>
+          <w:b/>
+          <w:sz w:val="28"/>
+          <w:szCs w:val="32"/>
         </w:rPr>
         <w:t>Objective:</w:t>
       </w:r>
     </w:p>
     <w:p>
       <w:pPr>
-        <w:rPr>
-          <w:sz w:val="24"/>
-        </w:rPr>
-      </w:pPr>
-      <w:r>
-        <w:rPr>
-          <w:sz w:val="24"/>
+        <w:spacing w:line="360" w:lineRule="auto"/>
+        <w:jc w:val="both"/>
+        <w:rPr>
+          <w:rFonts w:ascii="Georgia" w:hAnsi="Georgia"/>
+          <w:sz w:val="24"/>
+          <w:szCs w:val="24"/>
+        </w:rPr>
+      </w:pPr>
+      <w:r>
+        <w:rPr>
+          <w:rFonts w:ascii="Georgia" w:hAnsi="Georgia"/>
+          <w:sz w:val="24"/>
+          <w:szCs w:val="24"/>
         </w:rPr>
         <w:t>To install the Dev-C++ IDE on the computer and execute a simple C++ program successfully.</w:t>
       </w:r>
@@ -121,44 +100,56 @@
     <w:p>
       <w:pPr>
         <w:rPr>
-          <w:rFonts w:ascii="Ger" w:hAnsi="Ger"/>
+          <w:rFonts w:ascii="Georgia" w:hAnsi="Georgia"/>
           <w:b/>
-          <w:sz w:val="32"/>
-          <w:u w:val="single"/>
-        </w:rPr>
-      </w:pPr>
-      <w:r>
-        <w:rPr>
-          <w:rFonts w:ascii="Ger" w:hAnsi="Ger"/>
+          <w:sz w:val="28"/>
+          <w:szCs w:val="32"/>
+        </w:rPr>
+      </w:pPr>
+      <w:r>
+        <w:rPr>
+          <w:rFonts w:ascii="Georgia" w:hAnsi="Georgia"/>
           <w:b/>
-          <w:sz w:val="32"/>
-          <w:u w:val="single"/>
+          <w:sz w:val="28"/>
+          <w:szCs w:val="32"/>
         </w:rPr>
         <w:t>Software Requirement:</w:t>
       </w:r>
     </w:p>
     <w:p>
       <w:pPr>
-        <w:rPr>
-          <w:sz w:val="24"/>
-        </w:rPr>
-      </w:pPr>
-      <w:r>
-        <w:rPr>
-          <w:sz w:val="24"/>
+        <w:spacing w:line="360" w:lineRule="auto"/>
+        <w:jc w:val="both"/>
+        <w:rPr>
+          <w:rFonts w:ascii="Georgia" w:hAnsi="Georgia"/>
+          <w:sz w:val="24"/>
+          <w:szCs w:val="24"/>
+        </w:rPr>
+      </w:pPr>
+      <w:r>
+        <w:rPr>
+          <w:rFonts w:ascii="Georgia" w:hAnsi="Georgia"/>
+          <w:sz w:val="24"/>
+          <w:szCs w:val="24"/>
         </w:rPr>
         <w:t>Dev-C++ IDE</w:t>
       </w:r>
     </w:p>
     <w:p>
       <w:pPr>
-        <w:rPr>
-          <w:sz w:val="24"/>
-        </w:rPr>
-      </w:pPr>
-      <w:r>
-        <w:rPr>
-          <w:sz w:val="24"/>
+        <w:spacing w:line="360" w:lineRule="auto"/>
+        <w:jc w:val="both"/>
+        <w:rPr>
+          <w:rFonts w:ascii="Georgia" w:hAnsi="Georgia"/>
+          <w:sz w:val="24"/>
+          <w:szCs w:val="24"/>
+        </w:rPr>
+      </w:pPr>
+      <w:r>
+        <w:rPr>
+          <w:rFonts w:ascii="Georgia" w:hAnsi="Georgia"/>
+          <w:sz w:val="24"/>
+          <w:szCs w:val="24"/>
         </w:rPr>
         <w:t>Windows Operating System</w:t>
       </w:r>
@@ -166,33 +157,57 @@
     <w:p>
       <w:pPr>
         <w:rPr>
-          <w:rFonts w:ascii="Ger" w:hAnsi="Ger"/>
+          <w:rFonts w:ascii="Georgia" w:hAnsi="Georgia"/>
           <w:b/>
-          <w:sz w:val="32"/>
-          <w:u w:val="single"/>
-        </w:rPr>
-      </w:pPr>
-      <w:r>
-        <w:rPr>
-          <w:rFonts w:ascii="Ger" w:hAnsi="Ger"/>
+          <w:sz w:val="28"/>
+          <w:szCs w:val="24"/>
+        </w:rPr>
+      </w:pPr>
+      <w:r>
+        <w:rPr>
+          <w:rFonts w:ascii="Georgia" w:hAnsi="Georgia"/>
           <w:b/>
-          <w:sz w:val="32"/>
-          <w:u w:val="single"/>
+          <w:sz w:val="28"/>
+          <w:szCs w:val="24"/>
         </w:rPr>
         <w:t>Introduction:</w:t>
       </w:r>
     </w:p>
     <w:p>
       <w:pPr>
-        <w:rPr>
-          <w:sz w:val="24"/>
-        </w:rPr>
-      </w:pPr>
-      <w:r>
-        <w:rPr>
-          <w:sz w:val="24"/>
-        </w:rPr>
-        <w:t>Dev-C++ is an Integrated Development Environment (IDE) used for writing, compiling, and running C++ programs. It provides a user-friendly interface for beginners to easily learn programming.</w:t>
+        <w:spacing w:line="360" w:lineRule="auto"/>
+        <w:jc w:val="both"/>
+        <w:rPr>
+          <w:rFonts w:ascii="Georgia" w:hAnsi="Georgia"/>
+          <w:sz w:val="24"/>
+          <w:szCs w:val="24"/>
+        </w:rPr>
+      </w:pPr>
+      <w:r>
+        <w:rPr>
+          <w:rFonts w:ascii="Georgia" w:hAnsi="Georgia"/>
+          <w:sz w:val="24"/>
+          <w:szCs w:val="24"/>
+        </w:rPr>
+        <w:t xml:space="preserve">Dev-C++ is an Integrated Development Environment (IDE) used for writing, compiling, and running C++ programs. It provides a user-friendly interface for beginners </w:t>
+      </w:r>
+      <w:proofErr w:type="gramStart"/>
+      <w:r>
+        <w:rPr>
+          <w:rFonts w:ascii="Georgia" w:hAnsi="Georgia"/>
+          <w:sz w:val="24"/>
+          <w:szCs w:val="24"/>
+        </w:rPr>
+        <w:t>to easily learn</w:t>
+      </w:r>
+      <w:proofErr w:type="gramEnd"/>
+      <w:r>
+        <w:rPr>
+          <w:rFonts w:ascii="Georgia" w:hAnsi="Georgia"/>
+          <w:sz w:val="24"/>
+          <w:szCs w:val="24"/>
+        </w:rPr>
+        <w:t xml:space="preserve"> programming.</w:t>
       </w:r>
     </w:p>
     <w:p>
@@ -200,25 +215,18 @@
         <w:rPr>
           <w:rFonts w:ascii="Georgia" w:hAnsi="Georgia"/>
           <w:b/>
-          <w:sz w:val="32"/>
+          <w:sz w:val="28"/>
+          <w:szCs w:val="32"/>
         </w:rPr>
       </w:pPr>
       <w:r>
         <w:rPr>
           <w:rFonts w:ascii="Georgia" w:hAnsi="Georgia"/>
           <w:b/>
-          <w:sz w:val="32"/>
-          <w:u w:val="single"/>
-        </w:rPr>
-        <w:t>Installation Steps</w:t>
-      </w:r>
-      <w:r>
-        <w:rPr>
-          <w:rFonts w:ascii="Georgia" w:hAnsi="Georgia"/>
-          <w:b/>
-          <w:sz w:val="32"/>
-        </w:rPr>
-        <w:t>:</w:t>
+          <w:sz w:val="28"/>
+          <w:szCs w:val="32"/>
+        </w:rPr>
+        <w:t>Installation Steps:</w:t>
       </w:r>
     </w:p>
     <w:p>
@@ -228,13 +236,18 @@
           <w:ilvl w:val="0"/>
           <w:numId w:val="1"/>
         </w:numPr>
-        <w:rPr>
-          <w:sz w:val="24"/>
-        </w:rPr>
-      </w:pPr>
-      <w:r>
-        <w:rPr>
-          <w:sz w:val="24"/>
+        <w:spacing w:line="360" w:lineRule="auto"/>
+        <w:rPr>
+          <w:rFonts w:ascii="Georgia" w:hAnsi="Georgia"/>
+          <w:sz w:val="24"/>
+          <w:szCs w:val="24"/>
+        </w:rPr>
+      </w:pPr>
+      <w:r>
+        <w:rPr>
+          <w:rFonts w:ascii="Georgia" w:hAnsi="Georgia"/>
+          <w:sz w:val="24"/>
+          <w:szCs w:val="24"/>
         </w:rPr>
         <w:t>Download Dev-C++ from a trusted website.</w:t>
       </w:r>
@@ -246,13 +259,18 @@
           <w:ilvl w:val="0"/>
           <w:numId w:val="1"/>
         </w:numPr>
-        <w:rPr>
-          <w:sz w:val="24"/>
-        </w:rPr>
-      </w:pPr>
-      <w:r>
-        <w:rPr>
-          <w:sz w:val="24"/>
+        <w:spacing w:line="360" w:lineRule="auto"/>
+        <w:rPr>
+          <w:rFonts w:ascii="Georgia" w:hAnsi="Georgia"/>
+          <w:sz w:val="24"/>
+          <w:szCs w:val="24"/>
+        </w:rPr>
+      </w:pPr>
+      <w:r>
+        <w:rPr>
+          <w:rFonts w:ascii="Georgia" w:hAnsi="Georgia"/>
+          <w:sz w:val="24"/>
+          <w:szCs w:val="24"/>
         </w:rPr>
         <w:t>Run the setup file.</w:t>
       </w:r>
@@ -264,13 +282,18 @@
           <w:ilvl w:val="0"/>
           <w:numId w:val="1"/>
         </w:numPr>
-        <w:rPr>
-          <w:sz w:val="24"/>
-        </w:rPr>
-      </w:pPr>
-      <w:r>
-        <w:rPr>
-          <w:sz w:val="24"/>
+        <w:spacing w:line="360" w:lineRule="auto"/>
+        <w:rPr>
+          <w:rFonts w:ascii="Georgia" w:hAnsi="Georgia"/>
+          <w:sz w:val="24"/>
+          <w:szCs w:val="24"/>
+        </w:rPr>
+      </w:pPr>
+      <w:r>
+        <w:rPr>
+          <w:rFonts w:ascii="Georgia" w:hAnsi="Georgia"/>
+          <w:sz w:val="24"/>
+          <w:szCs w:val="24"/>
         </w:rPr>
         <w:t>Click Next to continue installation.</w:t>
       </w:r>
@@ -282,13 +305,18 @@
           <w:ilvl w:val="0"/>
           <w:numId w:val="1"/>
         </w:numPr>
-        <w:rPr>
-          <w:sz w:val="24"/>
-        </w:rPr>
-      </w:pPr>
-      <w:r>
-        <w:rPr>
-          <w:sz w:val="24"/>
+        <w:spacing w:line="360" w:lineRule="auto"/>
+        <w:rPr>
+          <w:rFonts w:ascii="Georgia" w:hAnsi="Georgia"/>
+          <w:sz w:val="24"/>
+          <w:szCs w:val="24"/>
+        </w:rPr>
+      </w:pPr>
+      <w:r>
+        <w:rPr>
+          <w:rFonts w:ascii="Georgia" w:hAnsi="Georgia"/>
+          <w:sz w:val="24"/>
+          <w:szCs w:val="24"/>
         </w:rPr>
         <w:t>Accept the license agreement.</w:t>
       </w:r>
@@ -300,13 +328,18 @@
           <w:ilvl w:val="0"/>
           <w:numId w:val="1"/>
         </w:numPr>
-        <w:rPr>
-          <w:sz w:val="24"/>
-        </w:rPr>
-      </w:pPr>
-      <w:r>
-        <w:rPr>
-          <w:sz w:val="24"/>
+        <w:spacing w:line="360" w:lineRule="auto"/>
+        <w:rPr>
+          <w:rFonts w:ascii="Georgia" w:hAnsi="Georgia"/>
+          <w:sz w:val="24"/>
+          <w:szCs w:val="24"/>
+        </w:rPr>
+      </w:pPr>
+      <w:r>
+        <w:rPr>
+          <w:rFonts w:ascii="Georgia" w:hAnsi="Georgia"/>
+          <w:sz w:val="24"/>
+          <w:szCs w:val="24"/>
         </w:rPr>
         <w:t>Choose installation location.</w:t>
       </w:r>
@@ -318,13 +351,18 @@
           <w:ilvl w:val="0"/>
           <w:numId w:val="1"/>
         </w:numPr>
-        <w:rPr>
-          <w:sz w:val="24"/>
-        </w:rPr>
-      </w:pPr>
-      <w:r>
-        <w:rPr>
-          <w:sz w:val="24"/>
+        <w:spacing w:line="360" w:lineRule="auto"/>
+        <w:rPr>
+          <w:rFonts w:ascii="Georgia" w:hAnsi="Georgia"/>
+          <w:sz w:val="24"/>
+          <w:szCs w:val="24"/>
+        </w:rPr>
+      </w:pPr>
+      <w:r>
+        <w:rPr>
+          <w:rFonts w:ascii="Georgia" w:hAnsi="Georgia"/>
+          <w:sz w:val="24"/>
+          <w:szCs w:val="24"/>
         </w:rPr>
         <w:t>Click Install and wait for completion.</w:t>
       </w:r>
@@ -336,13 +374,18 @@
           <w:ilvl w:val="0"/>
           <w:numId w:val="1"/>
         </w:numPr>
-        <w:rPr>
-          <w:sz w:val="24"/>
-        </w:rPr>
-      </w:pPr>
-      <w:r>
-        <w:rPr>
-          <w:sz w:val="24"/>
+        <w:spacing w:line="360" w:lineRule="auto"/>
+        <w:rPr>
+          <w:rFonts w:ascii="Georgia" w:hAnsi="Georgia"/>
+          <w:sz w:val="24"/>
+          <w:szCs w:val="24"/>
+        </w:rPr>
+      </w:pPr>
+      <w:r>
+        <w:rPr>
+          <w:rFonts w:ascii="Georgia" w:hAnsi="Georgia"/>
+          <w:sz w:val="24"/>
+          <w:szCs w:val="24"/>
         </w:rPr>
         <w:t>Click Finish to launch Dev-C++.</w:t>
       </w:r>
@@ -354,13 +397,18 @@
           <w:ilvl w:val="0"/>
           <w:numId w:val="1"/>
         </w:numPr>
-        <w:rPr>
-          <w:sz w:val="24"/>
-        </w:rPr>
-      </w:pPr>
-      <w:r>
-        <w:rPr>
-          <w:sz w:val="24"/>
+        <w:spacing w:line="360" w:lineRule="auto"/>
+        <w:rPr>
+          <w:rFonts w:ascii="Georgia" w:hAnsi="Georgia"/>
+          <w:sz w:val="24"/>
+          <w:szCs w:val="24"/>
+        </w:rPr>
+      </w:pPr>
+      <w:r>
+        <w:rPr>
+          <w:rFonts w:ascii="Georgia" w:hAnsi="Georgia"/>
+          <w:sz w:val="24"/>
+          <w:szCs w:val="24"/>
         </w:rPr>
         <w:t>Steps to Execute First C++ Program:</w:t>
       </w:r>
@@ -372,13 +420,18 @@
           <w:ilvl w:val="0"/>
           <w:numId w:val="1"/>
         </w:numPr>
-        <w:rPr>
-          <w:sz w:val="24"/>
-        </w:rPr>
-      </w:pPr>
-      <w:r>
-        <w:rPr>
-          <w:sz w:val="24"/>
+        <w:spacing w:line="360" w:lineRule="auto"/>
+        <w:rPr>
+          <w:rFonts w:ascii="Georgia" w:hAnsi="Georgia"/>
+          <w:sz w:val="24"/>
+          <w:szCs w:val="24"/>
+        </w:rPr>
+      </w:pPr>
+      <w:r>
+        <w:rPr>
+          <w:rFonts w:ascii="Georgia" w:hAnsi="Georgia"/>
+          <w:sz w:val="24"/>
+          <w:szCs w:val="24"/>
         </w:rPr>
         <w:t>Open Dev-C++.</w:t>
       </w:r>
@@ -390,15 +443,52 @@
           <w:ilvl w:val="0"/>
           <w:numId w:val="1"/>
         </w:numPr>
-        <w:rPr>
-          <w:sz w:val="24"/>
-        </w:rPr>
-      </w:pPr>
-      <w:r>
-        <w:rPr>
-          <w:sz w:val="24"/>
-        </w:rPr>
-        <w:t>Click on File → New → Source File.</w:t>
+        <w:spacing w:line="360" w:lineRule="auto"/>
+        <w:rPr>
+          <w:rFonts w:ascii="Georgia" w:hAnsi="Georgia"/>
+          <w:sz w:val="24"/>
+          <w:szCs w:val="24"/>
+        </w:rPr>
+      </w:pPr>
+      <w:r>
+        <w:rPr>
+          <w:rFonts w:ascii="Georgia" w:hAnsi="Georgia"/>
+          <w:sz w:val="24"/>
+          <w:szCs w:val="24"/>
+        </w:rPr>
+        <w:t xml:space="preserve">Click on File </w:t>
+      </w:r>
+      <w:r>
+        <w:rPr>
+          <w:rFonts w:ascii="Times New Roman" w:hAnsi="Times New Roman" w:cs="Times New Roman"/>
+          <w:sz w:val="24"/>
+          <w:szCs w:val="24"/>
+        </w:rPr>
+        <w:t>→</w:t>
+      </w:r>
+      <w:r>
+        <w:rPr>
+          <w:rFonts w:ascii="Georgia" w:hAnsi="Georgia"/>
+          <w:sz w:val="24"/>
+          <w:szCs w:val="24"/>
+        </w:rPr>
+        <w:t xml:space="preserve"> New </w:t>
+      </w:r>
+      <w:r>
+        <w:rPr>
+          <w:rFonts w:ascii="Times New Roman" w:hAnsi="Times New Roman" w:cs="Times New Roman"/>
+          <w:sz w:val="24"/>
+          <w:szCs w:val="24"/>
+        </w:rPr>
+        <w:t>→</w:t>
+      </w:r>
+      <w:r>
+        <w:rPr>
+          <w:rFonts w:ascii="Georgia" w:hAnsi="Georgia"/>
+          <w:sz w:val="24"/>
+          <w:szCs w:val="24"/>
+        </w:rPr>
+        <w:t xml:space="preserve"> Source File.</w:t>
       </w:r>
     </w:p>
     <w:p>
@@ -408,13 +498,18 @@
           <w:ilvl w:val="0"/>
           <w:numId w:val="1"/>
         </w:numPr>
-        <w:rPr>
-          <w:sz w:val="24"/>
-        </w:rPr>
-      </w:pPr>
-      <w:r>
-        <w:rPr>
-          <w:sz w:val="24"/>
+        <w:spacing w:line="360" w:lineRule="auto"/>
+        <w:rPr>
+          <w:rFonts w:ascii="Georgia" w:hAnsi="Georgia"/>
+          <w:sz w:val="24"/>
+          <w:szCs w:val="24"/>
+        </w:rPr>
+      </w:pPr>
+      <w:r>
+        <w:rPr>
+          <w:rFonts w:ascii="Georgia" w:hAnsi="Georgia"/>
+          <w:sz w:val="24"/>
+          <w:szCs w:val="24"/>
         </w:rPr>
         <w:t>Write the following program.</w:t>
       </w:r>
@@ -426,27 +521,36 @@
           <w:ilvl w:val="0"/>
           <w:numId w:val="1"/>
         </w:numPr>
-        <w:rPr>
-          <w:sz w:val="24"/>
-        </w:rPr>
-      </w:pPr>
-      <w:r>
-        <w:rPr>
-          <w:sz w:val="24"/>
+        <w:spacing w:line="360" w:lineRule="auto"/>
+        <w:rPr>
+          <w:rFonts w:ascii="Georgia" w:hAnsi="Georgia"/>
+          <w:sz w:val="24"/>
+          <w:szCs w:val="24"/>
+        </w:rPr>
+      </w:pPr>
+      <w:r>
+        <w:rPr>
+          <w:rFonts w:ascii="Georgia" w:hAnsi="Georgia"/>
+          <w:sz w:val="24"/>
+          <w:szCs w:val="24"/>
         </w:rPr>
         <w:t>Save the file with .</w:t>
       </w:r>
       <w:proofErr w:type="spellStart"/>
       <w:r>
         <w:rPr>
-          <w:sz w:val="24"/>
+          <w:rFonts w:ascii="Georgia" w:hAnsi="Georgia"/>
+          <w:sz w:val="24"/>
+          <w:szCs w:val="24"/>
         </w:rPr>
         <w:t>cpp</w:t>
       </w:r>
       <w:proofErr w:type="spellEnd"/>
       <w:r>
         <w:rPr>
-          <w:sz w:val="24"/>
+          <w:rFonts w:ascii="Georgia" w:hAnsi="Georgia"/>
+          <w:sz w:val="24"/>
+          <w:szCs w:val="24"/>
         </w:rPr>
         <w:t xml:space="preserve"> extension (e.g., first.cpp).</w:t>
       </w:r>
@@ -458,1192 +562,273 @@
           <w:ilvl w:val="0"/>
           <w:numId w:val="1"/>
         </w:numPr>
-        <w:rPr>
-          <w:sz w:val="24"/>
-        </w:rPr>
-      </w:pPr>
-      <w:r>
-        <w:rPr>
-          <w:sz w:val="24"/>
+        <w:spacing w:line="360" w:lineRule="auto"/>
+        <w:rPr>
+          <w:rFonts w:ascii="Georgia" w:hAnsi="Georgia"/>
+          <w:sz w:val="24"/>
+          <w:szCs w:val="24"/>
+        </w:rPr>
+      </w:pPr>
+      <w:r>
+        <w:rPr>
+          <w:rFonts w:ascii="Georgia" w:hAnsi="Georgia"/>
+          <w:sz w:val="24"/>
+          <w:szCs w:val="24"/>
         </w:rPr>
         <w:t>Click Compile &amp; Run (or press F11).</w:t>
       </w:r>
     </w:p>
     <w:p>
       <w:pPr>
+        <w:rPr>
+          <w:rFonts w:ascii="Georgia" w:hAnsi="Georgia"/>
+          <w:sz w:val="28"/>
+          <w:szCs w:val="32"/>
+        </w:rPr>
+      </w:pPr>
+      <w:r>
+        <w:rPr>
+          <w:rFonts w:ascii="Georgia" w:hAnsi="Georgia"/>
+          <w:b/>
+          <w:sz w:val="28"/>
+          <w:szCs w:val="32"/>
+        </w:rPr>
+        <w:lastRenderedPageBreak/>
+        <w:t>Program Code:</w:t>
+      </w:r>
+    </w:p>
+    <w:p>
+      <w:pPr>
+        <w:pBdr>
+          <w:top w:val="double" w:sz="4" w:space="1" w:color="auto"/>
+          <w:left w:val="double" w:sz="4" w:space="4" w:color="auto"/>
+          <w:bottom w:val="double" w:sz="4" w:space="1" w:color="auto"/>
+          <w:right w:val="double" w:sz="4" w:space="4" w:color="auto"/>
+        </w:pBdr>
         <w:ind w:left="360"/>
         <w:rPr>
           <w:rFonts w:ascii="Georgia" w:hAnsi="Georgia"/>
-          <w:sz w:val="24"/>
-        </w:rPr>
-      </w:pPr>
-      <w:r>
-        <w:rPr>
-          <w:rFonts w:ascii="Georgia" w:hAnsi="Georgia"/>
-          <w:b/>
-          <w:sz w:val="32"/>
-          <w:u w:val="single"/>
-        </w:rPr>
-        <w:t>Program Code:</w:t>
-      </w:r>
-      <w:r>
-        <w:rPr>
-          <w:rFonts w:ascii="Georgia" w:hAnsi="Georgia"/>
-          <w:sz w:val="24"/>
-        </w:rPr>
-        <w:t xml:space="preserve"> </w:t>
-      </w:r>
-      <w:r>
-        <w:rPr>
-          <w:rFonts w:ascii="Georgia" w:hAnsi="Georgia"/>
-          <w:b/>
-          <w:sz w:val="32"/>
-          <w:u w:val="single"/>
-        </w:rPr>
-        <w:t>C++</w:t>
-      </w:r>
-    </w:p>
-    <w:p>
-      <w:pPr>
-        <w:pStyle w:val="ListParagraph"/>
-        <w:rPr>
-          <w:sz w:val="24"/>
-        </w:rPr>
-      </w:pPr>
-      <w:r>
-        <w:rPr>
-          <w:sz w:val="24"/>
-        </w:rPr>
-        <w:t>#include &lt;</w:t>
-      </w:r>
-      <w:proofErr w:type="spellStart"/>
-      <w:r>
-        <w:rPr>
-          <w:sz w:val="24"/>
-        </w:rPr>
-        <w:t>iostream</w:t>
-      </w:r>
-      <w:proofErr w:type="spellEnd"/>
-      <w:r>
-        <w:rPr>
-          <w:sz w:val="24"/>
-        </w:rPr>
-        <w:t>&gt;</w:t>
-      </w:r>
-    </w:p>
-    <w:p>
-      <w:pPr>
-        <w:pStyle w:val="ListParagraph"/>
-        <w:rPr>
-          <w:sz w:val="24"/>
-        </w:rPr>
-      </w:pPr>
-      <w:r>
-        <w:rPr>
-          <w:sz w:val="24"/>
-        </w:rPr>
-        <w:t xml:space="preserve">using namespace </w:t>
-      </w:r>
-      <w:proofErr w:type="spellStart"/>
-      <w:r>
-        <w:rPr>
-          <w:sz w:val="24"/>
-        </w:rPr>
-        <w:t>std</w:t>
-      </w:r>
-      <w:proofErr w:type="spellEnd"/>
-      <w:r>
-        <w:rPr>
-          <w:sz w:val="24"/>
-        </w:rPr>
-        <w:t>;</w:t>
-      </w:r>
-    </w:p>
-    <w:p>
-      <w:pPr>
-        <w:rPr>
-          <w:sz w:val="24"/>
-        </w:rPr>
-      </w:pPr>
-      <w:proofErr w:type="spellStart"/>
-      <w:r>
-        <w:rPr>
-          <w:sz w:val="24"/>
-        </w:rPr>
-        <w:lastRenderedPageBreak/>
-        <w:t>int</w:t>
-      </w:r>
-      <w:proofErr w:type="spellEnd"/>
-      <w:r>
-        <w:rPr>
-          <w:sz w:val="24"/>
-        </w:rPr>
-        <w:t xml:space="preserve"> </w:t>
-      </w:r>
-      <w:proofErr w:type="gramStart"/>
-      <w:r>
-        <w:rPr>
-          <w:sz w:val="24"/>
-        </w:rPr>
-        <w:t>main(</w:t>
-      </w:r>
-      <w:proofErr w:type="gramEnd"/>
-      <w:r>
-        <w:rPr>
-          <w:sz w:val="24"/>
-        </w:rPr>
-        <w:t>) {</w:t>
-      </w:r>
-    </w:p>
-    <w:p>
-      <w:pPr>
-        <w:rPr>
-          <w:sz w:val="24"/>
-        </w:rPr>
-      </w:pPr>
-      <w:r>
-        <w:rPr>
-          <w:sz w:val="24"/>
-        </w:rPr>
-        <w:t xml:space="preserve">    </w:t>
-      </w:r>
-      <w:proofErr w:type="spellStart"/>
-      <w:r>
-        <w:rPr>
-          <w:sz w:val="24"/>
-        </w:rPr>
-        <w:t>cout</w:t>
-      </w:r>
-      <w:proofErr w:type="spellEnd"/>
-      <w:r>
-        <w:rPr>
-          <w:sz w:val="24"/>
-        </w:rPr>
-        <w:t xml:space="preserve"> &lt;&lt; "Hello World";</w:t>
-      </w:r>
-      <w:r>
-        <w:rPr>
-          <w:sz w:val="24"/>
-        </w:rPr>
-        <w:t xml:space="preserve">  </w:t>
-      </w:r>
-    </w:p>
-    <w:p>
-      <w:pPr>
-        <w:rPr>
-          <w:sz w:val="24"/>
-        </w:rPr>
-      </w:pPr>
-    </w:p>
-    <w:p>
-      <w:pPr>
-        <w:rPr>
-          <w:sz w:val="24"/>
-        </w:rPr>
-      </w:pPr>
-      <w:r>
-        <w:rPr>
-          <w:sz w:val="24"/>
-        </w:rPr>
-        <w:t xml:space="preserve">    r</w:t>
-      </w:r>
-      <w:r>
-        <w:rPr>
-          <w:sz w:val="24"/>
-        </w:rPr>
-        <w:t>eturn 0;</w:t>
-      </w:r>
-    </w:p>
-    <w:p>
-      <w:pPr>
-        <w:rPr>
-          <w:sz w:val="24"/>
-        </w:rPr>
-      </w:pPr>
-      <w:r>
-        <w:rPr>
-          <w:sz w:val="24"/>
-        </w:rPr>
-        <w:t>}</w:t>
-      </w:r>
-    </w:p>
-    <w:p>
-      <w:pPr>
-        <w:rPr>
-          <w:sz w:val="24"/>
-        </w:rPr>
-      </w:pPr>
-      <w:r>
-        <w:rPr>
-          <w:sz w:val="24"/>
-        </w:rPr>
-        <w:t>Explanation:</w:t>
-      </w:r>
-    </w:p>
-    <w:p>
-      <w:pPr>
-        <w:rPr>
-          <w:sz w:val="24"/>
-        </w:rPr>
-      </w:pPr>
-      <w:r>
-        <w:rPr>
-          <w:sz w:val="24"/>
-        </w:rPr>
-        <w:t>#include &lt;</w:t>
-      </w:r>
-      <w:proofErr w:type="spellStart"/>
-      <w:r>
-        <w:rPr>
-          <w:sz w:val="24"/>
-        </w:rPr>
-        <w:t>iostream</w:t>
-      </w:r>
-      <w:proofErr w:type="spellEnd"/>
-      <w:r>
-        <w:rPr>
-          <w:sz w:val="24"/>
-        </w:rPr>
-        <w:t>&gt; → Includes input/output library</w:t>
-      </w:r>
-    </w:p>
-    <w:p>
-      <w:pPr>
-        <w:rPr>
-          <w:sz w:val="24"/>
-        </w:rPr>
-      </w:pPr>
-      <w:r>
-        <w:rPr>
-          <w:sz w:val="24"/>
-        </w:rPr>
-        <w:t xml:space="preserve">using namespace </w:t>
-      </w:r>
-      <w:proofErr w:type="spellStart"/>
-      <w:r>
-        <w:rPr>
-          <w:sz w:val="24"/>
-        </w:rPr>
-        <w:t>std</w:t>
-      </w:r>
-      <w:proofErr w:type="spellEnd"/>
-      <w:r>
-        <w:rPr>
-          <w:sz w:val="24"/>
-        </w:rPr>
-        <w:t>; → Allows use of standard functions</w:t>
-      </w:r>
-    </w:p>
-    <w:p>
-      <w:pPr>
-        <w:rPr>
-          <w:sz w:val="24"/>
-        </w:rPr>
-      </w:pPr>
-      <w:proofErr w:type="spellStart"/>
-      <w:r>
-        <w:rPr>
-          <w:sz w:val="24"/>
-        </w:rPr>
-        <w:t>int</w:t>
-      </w:r>
-      <w:proofErr w:type="spellEnd"/>
-      <w:r>
-        <w:rPr>
-          <w:sz w:val="24"/>
-        </w:rPr>
-        <w:t xml:space="preserve"> </w:t>
-      </w:r>
-      <w:proofErr w:type="gramStart"/>
-      <w:r>
-        <w:rPr>
-          <w:sz w:val="24"/>
-        </w:rPr>
-        <w:t>main(</w:t>
-      </w:r>
-      <w:proofErr w:type="gramEnd"/>
-      <w:r>
-        <w:rPr>
-          <w:sz w:val="24"/>
-        </w:rPr>
-        <w:t>) → Main function where execution starts</w:t>
-      </w:r>
-    </w:p>
-    <w:p>
-      <w:pPr>
-        <w:rPr>
-          <w:sz w:val="24"/>
-        </w:rPr>
-      </w:pPr>
-      <w:proofErr w:type="spellStart"/>
-      <w:r>
-        <w:rPr>
-          <w:sz w:val="24"/>
-        </w:rPr>
-        <w:t>cout</w:t>
-      </w:r>
-      <w:proofErr w:type="spellEnd"/>
-      <w:r>
-        <w:rPr>
-          <w:sz w:val="24"/>
-        </w:rPr>
-        <w:t xml:space="preserve"> → Displays output on screen</w:t>
-      </w:r>
-    </w:p>
-    <w:p>
-      <w:pPr>
-        <w:rPr>
-          <w:sz w:val="24"/>
-        </w:rPr>
-      </w:pPr>
-      <w:r>
-        <w:rPr>
-          <w:sz w:val="24"/>
-        </w:rPr>
-        <w:t>return 0; → Ends the program</w:t>
-      </w:r>
-    </w:p>
-    <w:p>
-      <w:pPr>
-        <w:rPr>
-          <w:rFonts w:ascii="Georgia" w:hAnsi="Georgia"/>
-          <w:b/>
-          <w:sz w:val="32"/>
-          <w:u w:val="single"/>
-        </w:rPr>
-      </w:pPr>
-      <w:r>
-        <w:rPr>
-          <w:rFonts w:ascii="Georgia" w:hAnsi="Georgia"/>
-          <w:b/>
-          <w:sz w:val="32"/>
-          <w:u w:val="single"/>
-        </w:rPr>
-        <w:t>Output:</w:t>
-      </w:r>
-    </w:p>
-    <w:p>
-      <w:pPr>
-        <w:rPr>
-          <w:sz w:val="28"/>
-        </w:rPr>
-      </w:pPr>
-      <w:r>
-        <w:rPr>
-          <w:sz w:val="28"/>
-        </w:rPr>
-        <w:t>Hello World</w:t>
-      </w:r>
-    </w:p>
-    <w:p>
-      <w:pPr>
-        <w:rPr>
-          <w:rFonts w:ascii="Georgia" w:hAnsi="Georgia"/>
-          <w:b/>
-          <w:sz w:val="32"/>
-          <w:u w:val="single"/>
-        </w:rPr>
-      </w:pPr>
-      <w:r>
-        <w:rPr>
-          <w:rFonts w:ascii="Georgia" w:hAnsi="Georgia"/>
-          <w:b/>
-          <w:sz w:val="32"/>
-          <w:u w:val="single"/>
-        </w:rPr>
-        <w:t>Result:</w:t>
-      </w:r>
-    </w:p>
-    <w:p>
-      <w:pPr>
-        <w:rPr>
-          <w:sz w:val="24"/>
-        </w:rPr>
-      </w:pPr>
-      <w:r>
-        <w:rPr>
-          <w:sz w:val="24"/>
-        </w:rPr>
-        <w:t>The Dev-C++ IDE was successfully installed, and the first C++ program was compiled and executed correctly.</w:t>
-      </w:r>
-    </w:p>
-    <w:p>
-      <w:pPr>
-        <w:jc w:val="center"/>
-        <w:rPr>
-          <w:rFonts w:ascii="Georgia" w:hAnsi="Georgia"/>
-          <w:b/>
           <w:i/>
           <w:sz w:val="32"/>
-          <w:u w:val="single"/>
-        </w:rPr>
-      </w:pPr>
-      <w:r>
+          <w:szCs w:val="32"/>
+        </w:rPr>
+      </w:pPr>
+      <w:bookmarkStart w:id="0" w:name="_GoBack"/>
+      <w:r>
+        <w:rPr>
+          <w:rFonts w:ascii="Georgia" w:hAnsi="Georgia"/>
+          <w:i/>
+          <w:noProof/>
+          <w:sz w:val="32"/>
+          <w:szCs w:val="32"/>
+        </w:rPr>
+        <w:drawing>
+          <wp:inline distT="0" distB="0" distL="0" distR="0" wp14:anchorId="2F615997" wp14:editId="329B84BC">
+            <wp:extent cx="4286470" cy="2190863"/>
+            <wp:effectExtent l="0" t="0" r="0" b="0"/>
+            <wp:docPr id="1" name="Picture 1"/>
+            <wp:cNvGraphicFramePr>
+              <a:graphicFrameLocks xmlns:a="http://schemas.openxmlformats.org/drawingml/2006/main" noChangeAspect="1"/>
+            </wp:cNvGraphicFramePr>
+            <a:graphic xmlns:a="http://schemas.openxmlformats.org/drawingml/2006/main">
+              <a:graphicData uri="http://schemas.openxmlformats.org/drawingml/2006/picture">
+                <pic:pic xmlns:pic="http://schemas.openxmlformats.org/drawingml/2006/picture">
+                  <pic:nvPicPr>
+                    <pic:cNvPr id="1" name=""/>
+                    <pic:cNvPicPr/>
+                  </pic:nvPicPr>
+                  <pic:blipFill>
+                    <a:blip r:embed="rId7"/>
+                    <a:stretch>
+                      <a:fillRect/>
+                    </a:stretch>
+                  </pic:blipFill>
+                  <pic:spPr>
+                    <a:xfrm>
+                      <a:off x="0" y="0"/>
+                      <a:ext cx="4286470" cy="2190863"/>
+                    </a:xfrm>
+                    <a:prstGeom prst="rect">
+                      <a:avLst/>
+                    </a:prstGeom>
+                  </pic:spPr>
+                </pic:pic>
+              </a:graphicData>
+            </a:graphic>
+          </wp:inline>
+        </w:drawing>
+      </w:r>
+    </w:p>
+    <w:bookmarkEnd w:id="0"/>
+    <w:p>
+      <w:pPr>
         <w:rPr>
           <w:rFonts w:ascii="Georgia" w:hAnsi="Georgia"/>
           <w:b/>
-          <w:i/>
-          <w:sz w:val="32"/>
-          <w:u w:val="single"/>
+          <w:sz w:val="28"/>
+          <w:szCs w:val="24"/>
+        </w:rPr>
+      </w:pPr>
+      <w:r>
+        <w:rPr>
+          <w:rFonts w:ascii="Georgia" w:hAnsi="Georgia"/>
+          <w:b/>
+          <w:sz w:val="28"/>
+          <w:szCs w:val="24"/>
+        </w:rPr>
+        <w:t>Output:</w:t>
+      </w:r>
+    </w:p>
+    <w:p>
+      <w:pPr>
+        <w:pBdr>
+          <w:top w:val="double" w:sz="4" w:space="1" w:color="auto"/>
+          <w:left w:val="double" w:sz="4" w:space="4" w:color="auto"/>
+          <w:bottom w:val="double" w:sz="4" w:space="1" w:color="auto"/>
+          <w:right w:val="double" w:sz="4" w:space="4" w:color="auto"/>
+        </w:pBdr>
+        <w:rPr>
+          <w:rFonts w:ascii="Georgia" w:hAnsi="Georgia"/>
+          <w:sz w:val="24"/>
+          <w:szCs w:val="24"/>
+        </w:rPr>
+      </w:pPr>
+      <w:r>
+        <w:rPr>
+          <w:rFonts w:ascii="Georgia" w:hAnsi="Georgia"/>
+          <w:sz w:val="24"/>
+          <w:szCs w:val="24"/>
+        </w:rPr>
+        <w:t>Hello World</w:t>
+      </w:r>
+    </w:p>
+    <w:p>
+      <w:pPr>
+        <w:rPr>
+          <w:rFonts w:ascii="Georgia" w:hAnsi="Georgia"/>
+          <w:b/>
+          <w:sz w:val="28"/>
+          <w:szCs w:val="24"/>
+        </w:rPr>
+      </w:pPr>
+      <w:r>
+        <w:rPr>
+          <w:rFonts w:ascii="Georgia" w:hAnsi="Georgia"/>
+          <w:b/>
+          <w:sz w:val="28"/>
+          <w:szCs w:val="24"/>
+        </w:rPr>
+        <w:t>Result:</w:t>
+      </w:r>
+    </w:p>
+    <w:p>
+      <w:pPr>
+        <w:spacing w:line="360" w:lineRule="auto"/>
+        <w:jc w:val="both"/>
+        <w:rPr>
+          <w:rFonts w:ascii="Georgia" w:hAnsi="Georgia"/>
+          <w:sz w:val="24"/>
+          <w:szCs w:val="24"/>
+        </w:rPr>
+      </w:pPr>
+      <w:r>
+        <w:rPr>
+          <w:rFonts w:ascii="Georgia" w:hAnsi="Georgia"/>
+          <w:sz w:val="24"/>
+          <w:szCs w:val="24"/>
+        </w:rPr>
+        <w:t xml:space="preserve">The Dev-C++ IDE </w:t>
+      </w:r>
+      <w:proofErr w:type="gramStart"/>
+      <w:r>
+        <w:rPr>
+          <w:rFonts w:ascii="Georgia" w:hAnsi="Georgia"/>
+          <w:sz w:val="24"/>
+          <w:szCs w:val="24"/>
+        </w:rPr>
+        <w:t>was successfully installed</w:t>
+      </w:r>
+      <w:proofErr w:type="gramEnd"/>
+      <w:r>
+        <w:rPr>
+          <w:rFonts w:ascii="Georgia" w:hAnsi="Georgia"/>
+          <w:sz w:val="24"/>
+          <w:szCs w:val="24"/>
+        </w:rPr>
+        <w:t>, and the first C++ program was compiled and executed correctly.</w:t>
+      </w:r>
+    </w:p>
+    <w:p>
+      <w:pPr>
+        <w:rPr>
+          <w:rFonts w:ascii="Georgia" w:hAnsi="Georgia"/>
+          <w:b/>
+          <w:sz w:val="28"/>
+          <w:szCs w:val="24"/>
+        </w:rPr>
+      </w:pPr>
+      <w:r>
+        <w:rPr>
+          <w:rFonts w:ascii="Georgia" w:hAnsi="Georgia"/>
+          <w:b/>
+          <w:sz w:val="28"/>
+          <w:szCs w:val="24"/>
         </w:rPr>
         <w:t>Conclusion:</w:t>
       </w:r>
     </w:p>
     <w:p>
       <w:pPr>
-        <w:rPr>
-          <w:sz w:val="24"/>
-        </w:rPr>
-      </w:pPr>
-      <w:r>
-        <w:rPr>
-          <w:sz w:val="24"/>
+        <w:spacing w:line="360" w:lineRule="auto"/>
+        <w:jc w:val="both"/>
+        <w:rPr>
+          <w:rFonts w:ascii="Georgia" w:hAnsi="Georgia"/>
+          <w:sz w:val="24"/>
+          <w:szCs w:val="24"/>
+        </w:rPr>
+      </w:pPr>
+      <w:r>
+        <w:rPr>
+          <w:rFonts w:ascii="Georgia" w:hAnsi="Georgia"/>
+          <w:sz w:val="24"/>
+          <w:szCs w:val="24"/>
         </w:rPr>
         <w:t>We learned how to install Dev-C++ and run a basic C++ program. This is the first step toward learning programming.</w:t>
       </w:r>
     </w:p>
     <w:p>
       <w:pPr>
-        <w:rPr>
-          <w:sz w:val="24"/>
-        </w:rPr>
-      </w:pPr>
-    </w:p>
-    <w:p>
-      <w:pPr>
-        <w:rPr>
-          <w:sz w:val="24"/>
-        </w:rPr>
-      </w:pPr>
-    </w:p>
-    <w:p>
-      <w:pPr>
-        <w:rPr>
-          <w:sz w:val="24"/>
-        </w:rPr>
-      </w:pPr>
-    </w:p>
-    <w:p>
-      <w:pPr>
-        <w:rPr>
-          <w:sz w:val="24"/>
-        </w:rPr>
-      </w:pPr>
-    </w:p>
-    <w:p>
-      <w:pPr>
-        <w:rPr>
-          <w:sz w:val="24"/>
-        </w:rPr>
-      </w:pPr>
-    </w:p>
-    <w:p>
-      <w:pPr>
-        <w:rPr>
-          <w:sz w:val="24"/>
-        </w:rPr>
-      </w:pPr>
-    </w:p>
-    <w:p>
-      <w:pPr>
-        <w:rPr>
-          <w:sz w:val="24"/>
-        </w:rPr>
-      </w:pPr>
-    </w:p>
-    <w:p>
-      <w:pPr>
-        <w:rPr>
-          <w:sz w:val="24"/>
-        </w:rPr>
-      </w:pPr>
-    </w:p>
-    <w:p>
-      <w:pPr>
-        <w:jc w:val="center"/>
+        <w:pBdr>
+          <w:bottom w:val="thinThickThinMediumGap" w:sz="24" w:space="1" w:color="auto"/>
+        </w:pBdr>
         <w:rPr>
           <w:rFonts w:ascii="Georgia" w:hAnsi="Georgia"/>
           <w:b/>
-          <w:i/>
-          <w:sz w:val="32"/>
-          <w:u w:val="single"/>
-        </w:rPr>
-      </w:pPr>
-      <w:r>
+          <w:sz w:val="36"/>
+        </w:rPr>
+      </w:pPr>
+    </w:p>
+    <w:p>
+      <w:pPr>
+        <w:pBdr>
+          <w:bottom w:val="thinThickThinMediumGap" w:sz="24" w:space="1" w:color="auto"/>
+        </w:pBdr>
         <w:rPr>
           <w:rFonts w:ascii="Georgia" w:hAnsi="Georgia"/>
           <w:b/>
-          <w:i/>
-          <w:sz w:val="32"/>
-          <w:u w:val="single"/>
-        </w:rPr>
-        <w:lastRenderedPageBreak/>
-        <w:t>Lab Report Tasks:</w:t>
-      </w:r>
-    </w:p>
-    <w:p>
-      <w:pPr>
-        <w:rPr>
-          <w:rFonts w:ascii="Georgia" w:hAnsi="Georgia"/>
-          <w:b/>
-          <w:sz w:val="32"/>
-        </w:rPr>
-      </w:pPr>
-      <w:r>
-        <w:rPr>
-          <w:rFonts w:ascii="Georgia" w:hAnsi="Georgia"/>
-          <w:b/>
-          <w:sz w:val="32"/>
-        </w:rPr>
-        <w:t>(1):</w:t>
-      </w:r>
-    </w:p>
-    <w:p>
-      <w:pPr>
-        <w:rPr>
-          <w:sz w:val="24"/>
-        </w:rPr>
-      </w:pPr>
-      <w:r>
-        <w:rPr>
-          <w:sz w:val="24"/>
-        </w:rPr>
-        <w:t>#include &lt;</w:t>
-      </w:r>
-      <w:proofErr w:type="spellStart"/>
-      <w:r>
-        <w:rPr>
-          <w:sz w:val="24"/>
-        </w:rPr>
-        <w:t>iostream</w:t>
-      </w:r>
-      <w:proofErr w:type="spellEnd"/>
-      <w:r>
-        <w:rPr>
-          <w:sz w:val="24"/>
-        </w:rPr>
-        <w:t xml:space="preserve">&gt;      </w:t>
-      </w:r>
-      <w:bookmarkStart w:id="0" w:name="_GoBack"/>
-      <w:bookmarkEnd w:id="0"/>
-    </w:p>
-    <w:p>
-      <w:pPr>
-        <w:rPr>
-          <w:sz w:val="24"/>
-        </w:rPr>
-      </w:pPr>
-      <w:r>
-        <w:rPr>
-          <w:sz w:val="24"/>
-        </w:rPr>
-        <w:t>// Library used for input and output operations</w:t>
-      </w:r>
-    </w:p>
-    <w:p>
-      <w:pPr>
-        <w:rPr>
-          <w:sz w:val="24"/>
-        </w:rPr>
-      </w:pPr>
-      <w:r>
-        <w:rPr>
-          <w:sz w:val="24"/>
-        </w:rPr>
-        <w:t xml:space="preserve">using namespace </w:t>
-      </w:r>
-      <w:proofErr w:type="spellStart"/>
-      <w:r>
-        <w:rPr>
-          <w:sz w:val="24"/>
-        </w:rPr>
-        <w:t>std</w:t>
-      </w:r>
-      <w:proofErr w:type="spellEnd"/>
-      <w:r>
-        <w:rPr>
-          <w:sz w:val="24"/>
-        </w:rPr>
-        <w:t xml:space="preserve">;     </w:t>
-      </w:r>
-    </w:p>
-    <w:p>
-      <w:pPr>
-        <w:rPr>
-          <w:sz w:val="24"/>
-        </w:rPr>
-      </w:pPr>
-      <w:r>
-        <w:rPr>
-          <w:sz w:val="24"/>
-        </w:rPr>
-        <w:t xml:space="preserve">// Allows us to use </w:t>
-      </w:r>
-      <w:proofErr w:type="spellStart"/>
-      <w:r>
-        <w:rPr>
-          <w:sz w:val="24"/>
-        </w:rPr>
-        <w:t>cout</w:t>
-      </w:r>
-      <w:proofErr w:type="spellEnd"/>
-      <w:r>
-        <w:rPr>
-          <w:sz w:val="24"/>
-        </w:rPr>
-        <w:t xml:space="preserve"> without writing </w:t>
-      </w:r>
-      <w:proofErr w:type="spellStart"/>
-      <w:proofErr w:type="gramStart"/>
-      <w:r>
-        <w:rPr>
-          <w:sz w:val="24"/>
-        </w:rPr>
-        <w:t>std</w:t>
-      </w:r>
-      <w:proofErr w:type="spellEnd"/>
-      <w:r>
-        <w:rPr>
-          <w:sz w:val="24"/>
-        </w:rPr>
-        <w:t>::</w:t>
-      </w:r>
-      <w:proofErr w:type="gramEnd"/>
-    </w:p>
-    <w:p>
-      <w:pPr>
-        <w:rPr>
-          <w:sz w:val="24"/>
-        </w:rPr>
-      </w:pPr>
-    </w:p>
-    <w:p>
-      <w:pPr>
-        <w:rPr>
-          <w:sz w:val="24"/>
-        </w:rPr>
-      </w:pPr>
-      <w:proofErr w:type="spellStart"/>
-      <w:r>
-        <w:rPr>
-          <w:sz w:val="24"/>
-        </w:rPr>
-        <w:t>int</w:t>
-      </w:r>
-      <w:proofErr w:type="spellEnd"/>
-      <w:r>
-        <w:rPr>
-          <w:sz w:val="24"/>
-        </w:rPr>
-        <w:t xml:space="preserve"> </w:t>
-      </w:r>
-      <w:proofErr w:type="gramStart"/>
-      <w:r>
-        <w:rPr>
-          <w:sz w:val="24"/>
-        </w:rPr>
-        <w:t>main(</w:t>
-      </w:r>
-      <w:proofErr w:type="gramEnd"/>
-      <w:r>
-        <w:rPr>
-          <w:sz w:val="24"/>
-        </w:rPr>
-        <w:t xml:space="preserve">) {             </w:t>
-      </w:r>
-    </w:p>
-    <w:p>
-      <w:pPr>
-        <w:rPr>
-          <w:sz w:val="24"/>
-        </w:rPr>
-      </w:pPr>
-      <w:r>
-        <w:rPr>
-          <w:sz w:val="24"/>
-        </w:rPr>
-        <w:t>// Main function where program execution starts</w:t>
-      </w:r>
-    </w:p>
-    <w:p>
-      <w:pPr>
-        <w:rPr>
-          <w:sz w:val="24"/>
-        </w:rPr>
-      </w:pPr>
-      <w:r>
-        <w:rPr>
-          <w:sz w:val="24"/>
-        </w:rPr>
-        <w:t xml:space="preserve">    </w:t>
-      </w:r>
-    </w:p>
-    <w:p>
-      <w:pPr>
-        <w:rPr>
-          <w:sz w:val="24"/>
-        </w:rPr>
-      </w:pPr>
-      <w:r>
-        <w:rPr>
-          <w:sz w:val="24"/>
-        </w:rPr>
-        <w:t xml:space="preserve">    </w:t>
-      </w:r>
-      <w:proofErr w:type="spellStart"/>
-      <w:r>
-        <w:rPr>
-          <w:sz w:val="24"/>
-        </w:rPr>
-        <w:t>cout</w:t>
-      </w:r>
-      <w:proofErr w:type="spellEnd"/>
-      <w:r>
-        <w:rPr>
-          <w:sz w:val="24"/>
-        </w:rPr>
-        <w:t xml:space="preserve"> &lt;&lt; "Hello, World!"; </w:t>
-      </w:r>
-    </w:p>
-    <w:p>
-      <w:pPr>
-        <w:rPr>
-          <w:sz w:val="24"/>
-        </w:rPr>
-      </w:pPr>
-      <w:r>
-        <w:rPr>
-          <w:sz w:val="24"/>
-        </w:rPr>
-        <w:tab/>
-        <w:t xml:space="preserve"> // Displays the message on the screen</w:t>
-      </w:r>
-    </w:p>
-    <w:p>
-      <w:pPr>
-        <w:rPr>
-          <w:sz w:val="24"/>
-        </w:rPr>
-      </w:pPr>
-      <w:r>
-        <w:rPr>
-          <w:sz w:val="24"/>
-        </w:rPr>
-        <w:t xml:space="preserve">    </w:t>
-      </w:r>
-    </w:p>
-    <w:p>
-      <w:pPr>
-        <w:rPr>
-          <w:sz w:val="24"/>
-        </w:rPr>
-      </w:pPr>
-      <w:r>
-        <w:rPr>
-          <w:sz w:val="24"/>
-        </w:rPr>
-        <w:t xml:space="preserve">    return 0;            </w:t>
-      </w:r>
-    </w:p>
-    <w:p>
-      <w:pPr>
-        <w:rPr>
-          <w:sz w:val="24"/>
-        </w:rPr>
-      </w:pPr>
-      <w:r>
-        <w:rPr>
-          <w:sz w:val="24"/>
-        </w:rPr>
-        <w:tab/>
-        <w:t>// Indicates that the program finished successfully</w:t>
-      </w:r>
-    </w:p>
-    <w:p>
-      <w:pPr>
-        <w:rPr>
-          <w:sz w:val="24"/>
-        </w:rPr>
-      </w:pPr>
-      <w:r>
-        <w:rPr>
-          <w:sz w:val="24"/>
-        </w:rPr>
-        <w:t>}</w:t>
-      </w:r>
-    </w:p>
-    <w:p>
-      <w:pPr>
-        <w:rPr>
-          <w:sz w:val="24"/>
-        </w:rPr>
-      </w:pPr>
-    </w:p>
-    <w:p>
-      <w:pPr>
-        <w:rPr>
-          <w:sz w:val="24"/>
-        </w:rPr>
-      </w:pPr>
-    </w:p>
-    <w:p>
-      <w:pPr>
-        <w:rPr>
-          <w:sz w:val="24"/>
-        </w:rPr>
-      </w:pPr>
-    </w:p>
-    <w:p>
-      <w:pPr>
-        <w:rPr>
-          <w:sz w:val="24"/>
-        </w:rPr>
-      </w:pPr>
-    </w:p>
-    <w:p>
-      <w:pPr>
-        <w:rPr>
-          <w:sz w:val="24"/>
-        </w:rPr>
-      </w:pPr>
-    </w:p>
-    <w:p>
-      <w:pPr>
-        <w:rPr>
-          <w:sz w:val="24"/>
-        </w:rPr>
-      </w:pPr>
-    </w:p>
-    <w:p>
-      <w:pPr>
-        <w:rPr>
-          <w:sz w:val="24"/>
-        </w:rPr>
-      </w:pPr>
-    </w:p>
-    <w:p>
-      <w:pPr>
-        <w:rPr>
-          <w:sz w:val="24"/>
-        </w:rPr>
-      </w:pPr>
-    </w:p>
-    <w:p>
-      <w:pPr>
-        <w:rPr>
-          <w:sz w:val="24"/>
-        </w:rPr>
-      </w:pPr>
-    </w:p>
-    <w:p>
-      <w:pPr>
-        <w:rPr>
-          <w:sz w:val="24"/>
-        </w:rPr>
-      </w:pPr>
-    </w:p>
-    <w:p>
-      <w:pPr>
-        <w:rPr>
-          <w:sz w:val="24"/>
-        </w:rPr>
-      </w:pPr>
-    </w:p>
-    <w:p>
-      <w:pPr>
-        <w:rPr>
-          <w:sz w:val="24"/>
-        </w:rPr>
-      </w:pPr>
-    </w:p>
-    <w:p>
-      <w:pPr>
-        <w:rPr>
-          <w:sz w:val="24"/>
-        </w:rPr>
-      </w:pPr>
-    </w:p>
-    <w:p>
-      <w:pPr>
-        <w:rPr>
-          <w:sz w:val="24"/>
-        </w:rPr>
-      </w:pPr>
-    </w:p>
-    <w:p>
-      <w:pPr>
-        <w:rPr>
-          <w:sz w:val="24"/>
-        </w:rPr>
-      </w:pPr>
-    </w:p>
-    <w:p>
-      <w:pPr>
-        <w:rPr>
-          <w:sz w:val="24"/>
-        </w:rPr>
-      </w:pPr>
-    </w:p>
-    <w:p>
-      <w:pPr>
-        <w:rPr>
-          <w:sz w:val="24"/>
-        </w:rPr>
-      </w:pPr>
-    </w:p>
-    <w:p>
-      <w:pPr>
-        <w:rPr>
-          <w:sz w:val="24"/>
-        </w:rPr>
-      </w:pPr>
-    </w:p>
-    <w:p>
-      <w:pPr>
-        <w:rPr>
-          <w:sz w:val="24"/>
-        </w:rPr>
-      </w:pPr>
-    </w:p>
-    <w:p>
-      <w:pPr>
-        <w:rPr>
-          <w:sz w:val="24"/>
-        </w:rPr>
-      </w:pPr>
-    </w:p>
-    <w:p>
-      <w:pPr>
-        <w:rPr>
-          <w:sz w:val="24"/>
-        </w:rPr>
-      </w:pPr>
-    </w:p>
-    <w:p>
-      <w:pPr>
-        <w:rPr>
-          <w:sz w:val="24"/>
-        </w:rPr>
-      </w:pPr>
-    </w:p>
-    <w:p>
-      <w:pPr>
-        <w:rPr>
-          <w:sz w:val="24"/>
-        </w:rPr>
-      </w:pPr>
-    </w:p>
-    <w:p>
-      <w:pPr>
-        <w:rPr>
-          <w:sz w:val="24"/>
-        </w:rPr>
-      </w:pPr>
-    </w:p>
-    <w:p>
-      <w:pPr>
-        <w:rPr>
-          <w:sz w:val="24"/>
-        </w:rPr>
-      </w:pPr>
-    </w:p>
-    <w:p>
-      <w:pPr>
-        <w:rPr>
-          <w:sz w:val="24"/>
-        </w:rPr>
-      </w:pPr>
-    </w:p>
-    <w:p>
-      <w:pPr>
-        <w:rPr>
-          <w:sz w:val="24"/>
-        </w:rPr>
-      </w:pPr>
-    </w:p>
-    <w:p>
-      <w:pPr>
-        <w:rPr>
-          <w:sz w:val="24"/>
-        </w:rPr>
-      </w:pPr>
-    </w:p>
-    <w:p>
-      <w:pPr>
-        <w:rPr>
-          <w:sz w:val="24"/>
-        </w:rPr>
-      </w:pPr>
-    </w:p>
-    <w:p>
-      <w:pPr>
-        <w:rPr>
-          <w:sz w:val="24"/>
-        </w:rPr>
-      </w:pPr>
-    </w:p>
-    <w:p>
-      <w:pPr>
-        <w:rPr>
-          <w:sz w:val="24"/>
-        </w:rPr>
-      </w:pPr>
-    </w:p>
-    <w:p>
-      <w:pPr>
-        <w:rPr>
-          <w:sz w:val="24"/>
-        </w:rPr>
-      </w:pPr>
-    </w:p>
-    <w:p>
-      <w:pPr>
-        <w:rPr>
-          <w:sz w:val="24"/>
-        </w:rPr>
-      </w:pPr>
-    </w:p>
-    <w:p>
-      <w:pPr>
-        <w:rPr>
-          <w:sz w:val="24"/>
-        </w:rPr>
-      </w:pPr>
-    </w:p>
-    <w:p>
-      <w:pPr>
-        <w:rPr>
-          <w:sz w:val="24"/>
-        </w:rPr>
-      </w:pPr>
-    </w:p>
-    <w:p>
-      <w:pPr>
-        <w:rPr>
-          <w:sz w:val="24"/>
-        </w:rPr>
-      </w:pPr>
-    </w:p>
-    <w:p>
-      <w:pPr>
-        <w:rPr>
-          <w:sz w:val="24"/>
-        </w:rPr>
-      </w:pPr>
-    </w:p>
-    <w:p>
-      <w:pPr>
-        <w:rPr>
-          <w:sz w:val="24"/>
-        </w:rPr>
-      </w:pPr>
-    </w:p>
-    <w:p>
-      <w:pPr>
-        <w:rPr>
-          <w:sz w:val="24"/>
-        </w:rPr>
-      </w:pPr>
-    </w:p>
-    <w:p>
-      <w:pPr>
-        <w:rPr>
-          <w:sz w:val="24"/>
-        </w:rPr>
-      </w:pPr>
-    </w:p>
-    <w:p>
-      <w:pPr>
-        <w:rPr>
-          <w:sz w:val="24"/>
-        </w:rPr>
-      </w:pPr>
-    </w:p>
-    <w:p>
-      <w:pPr>
-        <w:rPr>
-          <w:sz w:val="24"/>
-        </w:rPr>
-      </w:pPr>
-    </w:p>
-    <w:p>
-      <w:pPr>
-        <w:rPr>
-          <w:sz w:val="24"/>
-        </w:rPr>
-      </w:pPr>
-    </w:p>
-    <w:p>
-      <w:pPr>
-        <w:rPr>
-          <w:sz w:val="24"/>
-        </w:rPr>
-      </w:pPr>
-    </w:p>
-    <w:p>
-      <w:pPr>
-        <w:rPr>
-          <w:sz w:val="24"/>
-        </w:rPr>
-      </w:pPr>
-    </w:p>
-    <w:p>
-      <w:pPr>
-        <w:rPr>
-          <w:sz w:val="24"/>
-        </w:rPr>
-      </w:pPr>
-    </w:p>
-    <w:p>
-      <w:pPr>
-        <w:rPr>
-          <w:sz w:val="24"/>
-        </w:rPr>
-      </w:pPr>
-    </w:p>
-    <w:p>
-      <w:pPr>
-        <w:rPr>
-          <w:sz w:val="24"/>
-        </w:rPr>
-      </w:pPr>
-    </w:p>
-    <w:p>
-      <w:pPr>
-        <w:rPr>
-          <w:sz w:val="24"/>
-        </w:rPr>
-      </w:pPr>
-    </w:p>
-    <w:p>
-      <w:pPr>
-        <w:rPr>
-          <w:sz w:val="24"/>
-        </w:rPr>
-      </w:pPr>
-    </w:p>
-    <w:p>
-      <w:pPr>
-        <w:rPr>
-          <w:sz w:val="24"/>
-        </w:rPr>
-      </w:pPr>
-    </w:p>
-    <w:p>
-      <w:pPr>
-        <w:rPr>
-          <w:sz w:val="24"/>
+          <w:sz w:val="36"/>
         </w:rPr>
       </w:pPr>
     </w:p>
     <w:sectPr>
+      <w:footerReference w:type="default" r:id="rId8"/>
       <w:pgSz w:w="12240" w:h="15840"/>
       <w:pgMar w:top="1440" w:right="1440" w:bottom="1440" w:left="1440" w:header="720" w:footer="720" w:gutter="0"/>
       <w:pgBorders w:offsetFrom="page">
-        <w:top w:val="single" w:sz="12" w:space="24" w:color="auto"/>
-        <w:left w:val="single" w:sz="12" w:space="24" w:color="auto"/>
-        <w:bottom w:val="single" w:sz="12" w:space="24" w:color="auto"/>
-        <w:right w:val="single" w:sz="12" w:space="24" w:color="auto"/>
+        <w:top w:val="triple" w:sz="12" w:space="24" w:color="auto"/>
+        <w:left w:val="triple" w:sz="12" w:space="24" w:color="auto"/>
+        <w:bottom w:val="triple" w:sz="12" w:space="24" w:color="auto"/>
+        <w:right w:val="triple" w:sz="12" w:space="24" w:color="auto"/>
       </w:pgBorders>
       <w:cols w:space="720"/>
       <w:docGrid w:linePitch="360"/>
@@ -1653,7 +838,7 @@
 </file>
 
 <file path=word/endnotes.xml><?xml version="1.0" encoding="utf-8"?>
-<w:endnotes xmlns:wpc="http://schemas.microsoft.com/office/word/2010/wordprocessingCanvas" xmlns:cx="http://schemas.microsoft.com/office/drawing/2014/chartex" xmlns:mc="http://schemas.openxmlformats.org/markup-compatibility/2006" xmlns:o="urn:schemas-microsoft-com:office:office" xmlns:r="http://schemas.openxmlformats.org/officeDocument/2006/relationships" xmlns:m="http://schemas.openxmlformats.org/officeDocument/2006/math" xmlns:v="urn:schemas-microsoft-com:vml" xmlns:wp14="http://schemas.microsoft.com/office/word/2010/wordprocessingDrawing" xmlns:wp="http://schemas.openxmlformats.org/drawingml/2006/wordprocessingDrawing" xmlns:w10="urn:schemas-microsoft-com:office:word" xmlns:w="http://schemas.openxmlformats.org/wordprocessingml/2006/main" xmlns:w14="http://schemas.microsoft.com/office/word/2010/wordml" xmlns:w15="http://schemas.microsoft.com/office/word/2012/wordml" xmlns:w16se="http://schemas.microsoft.com/office/word/2015/wordml/symex" xmlns:wpg="http://schemas.microsoft.com/office/word/2010/wordprocessingGroup" xmlns:wpi="http://schemas.microsoft.com/office/word/2010/wordprocessingInk" xmlns:wne="http://schemas.microsoft.com/office/word/2006/wordml" xmlns:wps="http://schemas.microsoft.com/office/word/2010/wordprocessingShape" mc:Ignorable="w14 w15 w16se wp14">
+<w:endnotes xmlns:wpc="http://schemas.microsoft.com/office/word/2010/wordprocessingCanvas" xmlns:cx="http://schemas.microsoft.com/office/drawing/2014/chartex" xmlns:cx1="http://schemas.microsoft.com/office/drawing/2015/9/8/chartex" xmlns:mc="http://schemas.openxmlformats.org/markup-compatibility/2006" xmlns:o="urn:schemas-microsoft-com:office:office" xmlns:r="http://schemas.openxmlformats.org/officeDocument/2006/relationships" xmlns:m="http://schemas.openxmlformats.org/officeDocument/2006/math" xmlns:v="urn:schemas-microsoft-com:vml" xmlns:wp14="http://schemas.microsoft.com/office/word/2010/wordprocessingDrawing" xmlns:wp="http://schemas.openxmlformats.org/drawingml/2006/wordprocessingDrawing" xmlns:w10="urn:schemas-microsoft-com:office:word" xmlns:w="http://schemas.openxmlformats.org/wordprocessingml/2006/main" xmlns:w14="http://schemas.microsoft.com/office/word/2010/wordml" xmlns:w15="http://schemas.microsoft.com/office/word/2012/wordml" xmlns:w16se="http://schemas.microsoft.com/office/word/2015/wordml/symex" xmlns:wpg="http://schemas.microsoft.com/office/word/2010/wordprocessingGroup" xmlns:wpi="http://schemas.microsoft.com/office/word/2010/wordprocessingInk" xmlns:wne="http://schemas.microsoft.com/office/word/2006/wordml" xmlns:wps="http://schemas.microsoft.com/office/word/2010/wordprocessingShape" mc:Ignorable="w14 w15 w16se wp14">
   <w:endnote w:type="separator" w:id="-1">
     <w:p>
       <w:pPr>
@@ -1677,8 +862,61 @@
 </w:endnotes>
 </file>
 
+<file path=word/footer1.xml><?xml version="1.0" encoding="utf-8"?>
+<w:ftr xmlns:wpc="http://schemas.microsoft.com/office/word/2010/wordprocessingCanvas" xmlns:cx="http://schemas.microsoft.com/office/drawing/2014/chartex" xmlns:cx1="http://schemas.microsoft.com/office/drawing/2015/9/8/chartex" xmlns:mc="http://schemas.openxmlformats.org/markup-compatibility/2006" xmlns:o="urn:schemas-microsoft-com:office:office" xmlns:r="http://schemas.openxmlformats.org/officeDocument/2006/relationships" xmlns:m="http://schemas.openxmlformats.org/officeDocument/2006/math" xmlns:v="urn:schemas-microsoft-com:vml" xmlns:wp14="http://schemas.microsoft.com/office/word/2010/wordprocessingDrawing" xmlns:wp="http://schemas.openxmlformats.org/drawingml/2006/wordprocessingDrawing" xmlns:w10="urn:schemas-microsoft-com:office:word" xmlns:w="http://schemas.openxmlformats.org/wordprocessingml/2006/main" xmlns:w14="http://schemas.microsoft.com/office/word/2010/wordml" xmlns:w15="http://schemas.microsoft.com/office/word/2012/wordml" xmlns:w16se="http://schemas.microsoft.com/office/word/2015/wordml/symex" xmlns:wpg="http://schemas.microsoft.com/office/word/2010/wordprocessingGroup" xmlns:wpi="http://schemas.microsoft.com/office/word/2010/wordprocessingInk" xmlns:wne="http://schemas.microsoft.com/office/word/2006/wordml" xmlns:wps="http://schemas.microsoft.com/office/word/2010/wordprocessingShape" mc:Ignorable="w14 w15 w16se wp14">
+  <w:sdt>
+    <w:sdtPr>
+      <w:id w:val="-1835056111"/>
+      <w:docPartObj>
+        <w:docPartGallery w:val="Page Numbers (Bottom of Page)"/>
+        <w:docPartUnique/>
+      </w:docPartObj>
+    </w:sdtPr>
+    <w:sdtEndPr>
+      <w:rPr>
+        <w:noProof/>
+      </w:rPr>
+    </w:sdtEndPr>
+    <w:sdtContent>
+      <w:p>
+        <w:pPr>
+          <w:pStyle w:val="Footer"/>
+          <w:jc w:val="center"/>
+        </w:pPr>
+        <w:r>
+          <w:fldChar w:fldCharType="begin"/>
+        </w:r>
+        <w:r>
+          <w:instrText xml:space="preserve"> PAGE   \* MERGEFORMAT </w:instrText>
+        </w:r>
+        <w:r>
+          <w:fldChar w:fldCharType="separate"/>
+        </w:r>
+        <w:r>
+          <w:rPr>
+            <w:noProof/>
+          </w:rPr>
+          <w:t>2</w:t>
+        </w:r>
+        <w:r>
+          <w:rPr>
+            <w:noProof/>
+          </w:rPr>
+          <w:fldChar w:fldCharType="end"/>
+        </w:r>
+      </w:p>
+    </w:sdtContent>
+  </w:sdt>
+  <w:p>
+    <w:pPr>
+      <w:pStyle w:val="Footer"/>
+    </w:pPr>
+  </w:p>
+</w:ftr>
+</file>
+
 <file path=word/footnotes.xml><?xml version="1.0" encoding="utf-8"?>
-<w:footnotes xmlns:wpc="http://schemas.microsoft.com/office/word/2010/wordprocessingCanvas" xmlns:cx="http://schemas.microsoft.com/office/drawing/2014/chartex" xmlns:mc="http://schemas.openxmlformats.org/markup-compatibility/2006" xmlns:o="urn:schemas-microsoft-com:office:office" xmlns:r="http://schemas.openxmlformats.org/officeDocument/2006/relationships" xmlns:m="http://schemas.openxmlformats.org/officeDocument/2006/math" xmlns:v="urn:schemas-microsoft-com:vml" xmlns:wp14="http://schemas.microsoft.com/office/word/2010/wordprocessingDrawing" xmlns:wp="http://schemas.openxmlformats.org/drawingml/2006/wordprocessingDrawing" xmlns:w10="urn:schemas-microsoft-com:office:word" xmlns:w="http://schemas.openxmlformats.org/wordprocessingml/2006/main" xmlns:w14="http://schemas.microsoft.com/office/word/2010/wordml" xmlns:w15="http://schemas.microsoft.com/office/word/2012/wordml" xmlns:w16se="http://schemas.microsoft.com/office/word/2015/wordml/symex" xmlns:wpg="http://schemas.microsoft.com/office/word/2010/wordprocessingGroup" xmlns:wpi="http://schemas.microsoft.com/office/word/2010/wordprocessingInk" xmlns:wne="http://schemas.microsoft.com/office/word/2006/wordml" xmlns:wps="http://schemas.microsoft.com/office/word/2010/wordprocessingShape" mc:Ignorable="w14 w15 w16se wp14">
+<w:footnotes xmlns:wpc="http://schemas.microsoft.com/office/word/2010/wordprocessingCanvas" xmlns:cx="http://schemas.microsoft.com/office/drawing/2014/chartex" xmlns:cx1="http://schemas.microsoft.com/office/drawing/2015/9/8/chartex" xmlns:mc="http://schemas.openxmlformats.org/markup-compatibility/2006" xmlns:o="urn:schemas-microsoft-com:office:office" xmlns:r="http://schemas.openxmlformats.org/officeDocument/2006/relationships" xmlns:m="http://schemas.openxmlformats.org/officeDocument/2006/math" xmlns:v="urn:schemas-microsoft-com:vml" xmlns:wp14="http://schemas.microsoft.com/office/word/2010/wordprocessingDrawing" xmlns:wp="http://schemas.openxmlformats.org/drawingml/2006/wordprocessingDrawing" xmlns:w10="urn:schemas-microsoft-com:office:word" xmlns:w="http://schemas.openxmlformats.org/wordprocessingml/2006/main" xmlns:w14="http://schemas.microsoft.com/office/word/2010/wordml" xmlns:w15="http://schemas.microsoft.com/office/word/2012/wordml" xmlns:w16se="http://schemas.microsoft.com/office/word/2015/wordml/symex" xmlns:wpg="http://schemas.microsoft.com/office/word/2010/wordprocessingGroup" xmlns:wpi="http://schemas.microsoft.com/office/word/2010/wordprocessingInk" xmlns:wne="http://schemas.microsoft.com/office/word/2006/wordml" xmlns:wps="http://schemas.microsoft.com/office/word/2010/wordprocessingShape" mc:Ignorable="w14 w15 w16se wp14">
   <w:footnote w:type="separator" w:id="-1">
     <w:p>
       <w:pPr>
@@ -1703,7 +941,7 @@
 </file>
 
 <file path=word/numbering.xml><?xml version="1.0" encoding="utf-8"?>
-<w:numbering xmlns:wpc="http://schemas.microsoft.com/office/word/2010/wordprocessingCanvas" xmlns:cx="http://schemas.microsoft.com/office/drawing/2014/chartex" xmlns:mc="http://schemas.openxmlformats.org/markup-compatibility/2006" xmlns:o="urn:schemas-microsoft-com:office:office" xmlns:r="http://schemas.openxmlformats.org/officeDocument/2006/relationships" xmlns:m="http://schemas.openxmlformats.org/officeDocument/2006/math" xmlns:v="urn:schemas-microsoft-com:vml" xmlns:wp14="http://schemas.microsoft.com/office/word/2010/wordprocessingDrawing" xmlns:wp="http://schemas.openxmlformats.org/drawingml/2006/wordprocessingDrawing" xmlns:w10="urn:schemas-microsoft-com:office:word" xmlns:w="http://schemas.openxmlformats.org/wordprocessingml/2006/main" xmlns:w14="http://schemas.microsoft.com/office/word/2010/wordml" xmlns:w15="http://schemas.microsoft.com/office/word/2012/wordml" xmlns:w16se="http://schemas.microsoft.com/office/word/2015/wordml/symex" xmlns:wpg="http://schemas.microsoft.com/office/word/2010/wordprocessingGroup" xmlns:wpi="http://schemas.microsoft.com/office/word/2010/wordprocessingInk" xmlns:wne="http://schemas.microsoft.com/office/word/2006/wordml" xmlns:wps="http://schemas.microsoft.com/office/word/2010/wordprocessingShape" mc:Ignorable="w14 w15 w16se wp14">
+<w:numbering xmlns:wpc="http://schemas.microsoft.com/office/word/2010/wordprocessingCanvas" xmlns:cx="http://schemas.microsoft.com/office/drawing/2014/chartex" xmlns:cx1="http://schemas.microsoft.com/office/drawing/2015/9/8/chartex" xmlns:mc="http://schemas.openxmlformats.org/markup-compatibility/2006" xmlns:o="urn:schemas-microsoft-com:office:office" xmlns:r="http://schemas.openxmlformats.org/officeDocument/2006/relationships" xmlns:m="http://schemas.openxmlformats.org/officeDocument/2006/math" xmlns:v="urn:schemas-microsoft-com:vml" xmlns:wp14="http://schemas.microsoft.com/office/word/2010/wordprocessingDrawing" xmlns:wp="http://schemas.openxmlformats.org/drawingml/2006/wordprocessingDrawing" xmlns:w10="urn:schemas-microsoft-com:office:word" xmlns:w="http://schemas.openxmlformats.org/wordprocessingml/2006/main" xmlns:w14="http://schemas.microsoft.com/office/word/2010/wordml" xmlns:w15="http://schemas.microsoft.com/office/word/2012/wordml" xmlns:w16se="http://schemas.microsoft.com/office/word/2015/wordml/symex" xmlns:wpg="http://schemas.microsoft.com/office/word/2010/wordprocessingGroup" xmlns:wpi="http://schemas.microsoft.com/office/word/2010/wordprocessingInk" xmlns:wne="http://schemas.microsoft.com/office/word/2006/wordml" xmlns:wps="http://schemas.microsoft.com/office/word/2010/wordprocessingShape" mc:Ignorable="w14 w15 w16se wp14">
   <w:abstractNum w:abstractNumId="0" w15:restartNumberingAfterBreak="0">
     <w:nsid w:val="0DFA518F"/>
     <w:multiLevelType w:val="hybridMultilevel"/>
@@ -1909,7 +1147,7 @@
   <w:abstractNum w:abstractNumId="2" w15:restartNumberingAfterBreak="0">
     <w:nsid w:val="2BC135BC"/>
     <w:multiLevelType w:val="hybridMultilevel"/>
-    <w:tmpl w:val="351E39B8"/>
+    <w:tmpl w:val="0ECE6924"/>
     <w:lvl w:ilvl="0" w:tplc="04090001">
       <w:start w:val="1"/>
       <w:numFmt w:val="bullet"/>
@@ -1922,7 +1160,7 @@
         <w:rFonts w:ascii="Symbol" w:hAnsi="Symbol" w:hint="default"/>
       </w:rPr>
     </w:lvl>
-    <w:lvl w:ilvl="1" w:tplc="04090003" w:tentative="1">
+    <w:lvl w:ilvl="1" w:tplc="04090003">
       <w:start w:val="1"/>
       <w:numFmt w:val="bullet"/>
       <w:lvlText w:val="o"/>
@@ -2780,6 +2018,29 @@
     <w:uiPriority w:val="99"/>
     <w:rsid w:val="005F6C42"/>
   </w:style>
+  <w:style w:type="paragraph" w:styleId="NoSpacing">
+    <w:name w:val="No Spacing"/>
+    <w:link w:val="NoSpacingChar"/>
+    <w:uiPriority w:val="1"/>
+    <w:qFormat/>
+    <w:rsid w:val="005063DD"/>
+    <w:pPr>
+      <w:spacing w:after="0" w:line="240" w:lineRule="auto"/>
+    </w:pPr>
+    <w:rPr>
+      <w:rFonts w:eastAsiaTheme="minorEastAsia"/>
+    </w:rPr>
+  </w:style>
+  <w:style w:type="character" w:customStyle="1" w:styleId="NoSpacingChar">
+    <w:name w:val="No Spacing Char"/>
+    <w:basedOn w:val="DefaultParagraphFont"/>
+    <w:link w:val="NoSpacing"/>
+    <w:uiPriority w:val="1"/>
+    <w:rsid w:val="005063DD"/>
+    <w:rPr>
+      <w:rFonts w:eastAsiaTheme="minorEastAsia"/>
+    </w:rPr>
+  </w:style>
 </w:styles>
 </file>
 
